--- a/Resume - File/Sanket Vaidya - Salesforce Senior Architect.docx
+++ b/Resume - File/Sanket Vaidya - Salesforce Senior Architect.docx
@@ -100,7 +100,23 @@
                 <w:sz w:val="20"/>
                 <w:szCs w:val="20"/>
               </w:rPr>
-              <w:t xml:space="preserve">Salesforce | Enterprise Integration </w:t>
+              <w:t xml:space="preserve">Salesforce | Enterprise </w:t>
+            </w:r>
+            <w:r>
+              <w:rPr>
+                <w:rFonts w:ascii="Arial" w:eastAsia="Arial" w:hAnsi="Arial" w:cs="Arial"/>
+                <w:sz w:val="20"/>
+                <w:szCs w:val="20"/>
+              </w:rPr>
+              <w:t>Architecture</w:t>
+            </w:r>
+            <w:r>
+              <w:rPr>
+                <w:rFonts w:ascii="Arial" w:eastAsia="Arial" w:hAnsi="Arial" w:cs="Arial"/>
+                <w:sz w:val="20"/>
+                <w:szCs w:val="20"/>
+              </w:rPr>
+              <w:t xml:space="preserve"> </w:t>
             </w:r>
           </w:p>
         </w:tc>
@@ -132,7 +148,7 @@
                   <w:szCs w:val="16"/>
                   <w:u w:val="single"/>
                 </w:rPr>
-                <w:t>LinkedIn Profile URL</w:t>
+                <w:t>LinkedIn Profile</w:t>
               </w:r>
             </w:hyperlink>
             <w:r>
@@ -214,7 +230,23 @@
                 <w:sz w:val="20"/>
                 <w:szCs w:val="20"/>
               </w:rPr>
-              <w:t xml:space="preserve">12x Salesforce-certified </w:t>
+              <w:t>1</w:t>
+            </w:r>
+            <w:r>
+              <w:rPr>
+                <w:rFonts w:ascii="Arial" w:hAnsi="Arial" w:cs="Arial"/>
+                <w:sz w:val="20"/>
+                <w:szCs w:val="20"/>
+              </w:rPr>
+              <w:t>3</w:t>
+            </w:r>
+            <w:r>
+              <w:rPr>
+                <w:rFonts w:ascii="Arial" w:hAnsi="Arial" w:cs="Arial"/>
+                <w:sz w:val="20"/>
+                <w:szCs w:val="20"/>
+              </w:rPr>
+              <w:t xml:space="preserve">x Salesforce-certified </w:t>
             </w:r>
             <w:r>
               <w:rPr>
@@ -1044,7 +1076,25 @@
           <w:sz w:val="20"/>
           <w:szCs w:val="20"/>
         </w:rPr>
-        <w:t>Web:</w:t>
+        <w:t>A</w:t>
+      </w:r>
+      <w:r>
+        <w:rPr>
+          <w:rFonts w:ascii="Arial" w:eastAsia="Arial" w:hAnsi="Arial" w:cs="Arial"/>
+          <w:color w:val="000000"/>
+          <w:sz w:val="20"/>
+          <w:szCs w:val="20"/>
+        </w:rPr>
+        <w:t>I/ML</w:t>
+      </w:r>
+      <w:r>
+        <w:rPr>
+          <w:rFonts w:ascii="Arial" w:eastAsia="Arial" w:hAnsi="Arial" w:cs="Arial"/>
+          <w:color w:val="000000"/>
+          <w:sz w:val="20"/>
+          <w:szCs w:val="20"/>
+        </w:rPr>
+        <w:t>:</w:t>
       </w:r>
       <w:r>
         <w:rPr>
@@ -1072,8 +1122,114 @@
           <w:szCs w:val="20"/>
         </w:rPr>
         <w:tab/>
-        <w:t>ASP.NET MVC, AngularJS, Node.js</w:t>
-      </w:r>
+      </w:r>
+      <w:proofErr w:type="spellStart"/>
+      <w:r>
+        <w:rPr>
+          <w:rFonts w:ascii="Arial" w:eastAsia="Arial" w:hAnsi="Arial" w:cs="Arial"/>
+          <w:color w:val="000000"/>
+          <w:sz w:val="20"/>
+          <w:szCs w:val="20"/>
+        </w:rPr>
+        <w:t>PyTorch</w:t>
+      </w:r>
+      <w:proofErr w:type="spellEnd"/>
+      <w:r>
+        <w:rPr>
+          <w:rFonts w:ascii="Arial" w:eastAsia="Arial" w:hAnsi="Arial" w:cs="Arial"/>
+          <w:color w:val="000000"/>
+          <w:sz w:val="20"/>
+          <w:szCs w:val="20"/>
+        </w:rPr>
+        <w:t xml:space="preserve">, </w:t>
+      </w:r>
+      <w:proofErr w:type="spellStart"/>
+      <w:r>
+        <w:rPr>
+          <w:rFonts w:ascii="Arial" w:eastAsia="Arial" w:hAnsi="Arial" w:cs="Arial"/>
+          <w:color w:val="000000"/>
+          <w:sz w:val="20"/>
+          <w:szCs w:val="20"/>
+        </w:rPr>
+        <w:t>LangChain</w:t>
+      </w:r>
+      <w:proofErr w:type="spellEnd"/>
+      <w:r>
+        <w:rPr>
+          <w:rFonts w:ascii="Arial" w:eastAsia="Arial" w:hAnsi="Arial" w:cs="Arial"/>
+          <w:color w:val="000000"/>
+          <w:sz w:val="20"/>
+          <w:szCs w:val="20"/>
+        </w:rPr>
+        <w:t xml:space="preserve">, </w:t>
+      </w:r>
+      <w:proofErr w:type="spellStart"/>
+      <w:r>
+        <w:rPr>
+          <w:rFonts w:ascii="Arial" w:eastAsia="Arial" w:hAnsi="Arial" w:cs="Arial"/>
+          <w:color w:val="000000"/>
+          <w:sz w:val="20"/>
+          <w:szCs w:val="20"/>
+        </w:rPr>
+        <w:t>Numpy</w:t>
+      </w:r>
+      <w:proofErr w:type="spellEnd"/>
+      <w:r>
+        <w:rPr>
+          <w:rFonts w:ascii="Arial" w:eastAsia="Arial" w:hAnsi="Arial" w:cs="Arial"/>
+          <w:color w:val="000000"/>
+          <w:sz w:val="20"/>
+          <w:szCs w:val="20"/>
+        </w:rPr>
+        <w:t>, Pandas, SciPy, Matplotlib</w:t>
+      </w:r>
+      <w:r>
+        <w:rPr>
+          <w:rFonts w:ascii="Arial" w:eastAsia="Arial" w:hAnsi="Arial" w:cs="Arial"/>
+          <w:color w:val="000000"/>
+          <w:sz w:val="20"/>
+          <w:szCs w:val="20"/>
+        </w:rPr>
+        <w:t xml:space="preserve">, </w:t>
+      </w:r>
+      <w:proofErr w:type="spellStart"/>
+      <w:r>
+        <w:rPr>
+          <w:rFonts w:ascii="Arial" w:eastAsia="Arial" w:hAnsi="Arial" w:cs="Arial"/>
+          <w:color w:val="000000"/>
+          <w:sz w:val="20"/>
+          <w:szCs w:val="20"/>
+        </w:rPr>
+        <w:t>H</w:t>
+      </w:r>
+      <w:r>
+        <w:rPr>
+          <w:rFonts w:ascii="Arial" w:eastAsia="Arial" w:hAnsi="Arial" w:cs="Arial"/>
+          <w:color w:val="000000"/>
+          <w:sz w:val="20"/>
+          <w:szCs w:val="20"/>
+        </w:rPr>
+        <w:t>ugging</w:t>
+      </w:r>
+      <w:r>
+        <w:rPr>
+          <w:rFonts w:ascii="Arial" w:eastAsia="Arial" w:hAnsi="Arial" w:cs="Arial"/>
+          <w:color w:val="000000"/>
+          <w:sz w:val="20"/>
+          <w:szCs w:val="20"/>
+        </w:rPr>
+        <w:t>F</w:t>
+      </w:r>
+      <w:r>
+        <w:rPr>
+          <w:rFonts w:ascii="Arial" w:eastAsia="Arial" w:hAnsi="Arial" w:cs="Arial"/>
+          <w:color w:val="000000"/>
+          <w:sz w:val="20"/>
+          <w:szCs w:val="20"/>
+        </w:rPr>
+        <w:t>ace</w:t>
+      </w:r>
+      <w:proofErr w:type="spellEnd"/>
     </w:p>
     <w:p>
       <w:pPr>
@@ -1757,7 +1913,7 @@
                 <w:sz w:val="20"/>
                 <w:szCs w:val="20"/>
               </w:rPr>
-              <w:t>Post graduate program in AI &amp; Machine learning from University of Austin - 2026</w:t>
+              <w:t>Post graduate in AI &amp; Machine learning from University of Austin - 2026</w:t>
             </w:r>
           </w:p>
           <w:p>
@@ -1956,7 +2112,34 @@
           <w:szCs w:val="20"/>
           <w:u w:val="single"/>
         </w:rPr>
-        <w:t xml:space="preserve"> – KYC/AML Salesforce Architecture</w:t>
+        <w:t xml:space="preserve"> – KYC/AML </w:t>
+      </w:r>
+      <w:r>
+        <w:rPr>
+          <w:rFonts w:ascii="Arial" w:eastAsia="Arial" w:hAnsi="Arial" w:cs="Arial"/>
+          <w:sz w:val="20"/>
+          <w:szCs w:val="20"/>
+          <w:u w:val="single"/>
+        </w:rPr>
+        <w:t xml:space="preserve">with </w:t>
+      </w:r>
+      <w:r>
+        <w:rPr>
+          <w:rFonts w:ascii="Arial" w:eastAsia="Arial" w:hAnsi="Arial" w:cs="Arial"/>
+          <w:sz w:val="20"/>
+          <w:szCs w:val="20"/>
+          <w:u w:val="single"/>
+        </w:rPr>
+        <w:t>Salesforce</w:t>
+      </w:r>
+      <w:r>
+        <w:rPr>
+          <w:rFonts w:ascii="Arial" w:eastAsia="Arial" w:hAnsi="Arial" w:cs="Arial"/>
+          <w:sz w:val="20"/>
+          <w:szCs w:val="20"/>
+          <w:u w:val="single"/>
+        </w:rPr>
+        <w:t xml:space="preserve"> Architecture</w:t>
       </w:r>
     </w:p>
     <w:p>
@@ -2108,7 +2291,16 @@
           <w:szCs w:val="20"/>
           <w:u w:val="single"/>
         </w:rPr>
-        <w:t xml:space="preserve"> – Integration POC</w:t>
+        <w:t xml:space="preserve"> – </w:t>
+      </w:r>
+      <w:r>
+        <w:rPr>
+          <w:rFonts w:ascii="Arial" w:eastAsia="Arial" w:hAnsi="Arial" w:cs="Arial"/>
+          <w:sz w:val="20"/>
+          <w:szCs w:val="20"/>
+          <w:u w:val="single"/>
+        </w:rPr>
+        <w:t>Data Cloud POC</w:t>
       </w:r>
     </w:p>
     <w:p>
